--- a/docs/submission/administrative/word/02-mgb-institutional-authorization-record.docx
+++ b/docs/submission/administrative/word/02-mgb-institutional-authorization-record.docx
@@ -525,7 +525,7 @@
         </w:rPr>
         <w:t xml:space="preserve">Official Participant Agreement: </w:t>
       </w:r>
-      <w:hyperlink w:history="1" r:id="rIdvczyn2_wwzmhx3lqu0ie7">
+      <w:hyperlink w:history="1" r:id="rIdkmqhec7muhgi6rdnqltnu">
         <w:r>
           <w:rPr>
             <w:rStyle w:val="Hyperlink"/>
